--- a/How risk prediction works!.docx
+++ b/How risk prediction works!.docx
@@ -27,20 +27,21 @@
         <w:t>Here's the step-by-step breakdown:</w:t>
       </w:r>
     </w:p>
-    <w:p>
-      <w:r>
-        <w:pict w14:anchorId="14CF63CB">
-          <v:rect id="_x0000_i1049" style="width:0;height:1.5pt" o:hralign="center" o:hrstd="t" o:hrnoshade="t" o:hr="t" fillcolor="#1b1c1d" stroked="f"/>
-        </w:pict>
-      </w:r>
-    </w:p>
-    <w:p>
-      <w:pPr>
-        <w:rPr>
-          <w:b/>
-          <w:bCs/>
-        </w:rPr>
-      </w:pPr>
+    <w:p/>
+    <w:p>
+      <w:pPr>
+        <w:rPr>
+          <w:b/>
+          <w:bCs/>
+        </w:rPr>
+      </w:pPr>
+      <w:r>
+        <w:rPr>
+          <w:b/>
+          <w:bCs/>
+        </w:rPr>
+        <w:t xml:space="preserve"> </w:t>
+      </w:r>
       <w:r>
         <w:rPr>
           <w:b/>
@@ -102,14 +103,7 @@
     </w:p>
     <w:p>
       <w:r>
-        <w:t>The relationship is straightforward: your income and spending habits directly influence your financial risk.</w:t>
-      </w:r>
-    </w:p>
-    <w:p>
-      <w:r>
-        <w:pict w14:anchorId="73342175">
-          <v:rect id="_x0000_i1050" style="width:0;height:1.5pt" o:hralign="center" o:hrstd="t" o:hrnoshade="t" o:hr="t" fillcolor="#1b1c1d" stroked="f"/>
-        </w:pict>
+        <w:t>The relationship is straightforward: your income and spending habits directly influence your financial risk</w:t>
       </w:r>
     </w:p>
     <w:p>
@@ -174,7 +168,13 @@
     </w:p>
     <w:p>
       <w:r>
-        <w:t xml:space="preserve">This happens in your </w:t>
+        <w:t xml:space="preserve">This happens in </w:t>
+      </w:r>
+      <w:r>
+        <w:t>the</w:t>
+      </w:r>
+      <w:r>
+        <w:t xml:space="preserve"> </w:t>
       </w:r>
       <w:r>
         <w:rPr>
@@ -184,7 +184,15 @@
         <w:t>app.py</w:t>
       </w:r>
       <w:r>
-        <w:t xml:space="preserve"> file inside the /api/risk endpoint:</w:t>
+        <w:t xml:space="preserve"> file inside the /</w:t>
+      </w:r>
+      <w:proofErr w:type="spellStart"/>
+      <w:r>
+        <w:t>api</w:t>
+      </w:r>
+      <w:proofErr w:type="spellEnd"/>
+      <w:r>
+        <w:t>/risk endpoint:</w:t>
       </w:r>
     </w:p>
     <w:p>
@@ -217,17 +225,62 @@
     </w:p>
     <w:p>
       <w:r>
-        <w:t>if total_income &lt; 2000: income_level = 0 # Low</w:t>
-      </w:r>
-    </w:p>
-    <w:p>
-      <w:r>
-        <w:t>elif total_income &lt; 5000: income_level = 1 # Medium</w:t>
-      </w:r>
-    </w:p>
-    <w:p>
-      <w:r>
-        <w:t>else: income_level = 2 # High</w:t>
+        <w:t xml:space="preserve">if </w:t>
+      </w:r>
+      <w:proofErr w:type="spellStart"/>
+      <w:r>
+        <w:t>total_income</w:t>
+      </w:r>
+      <w:proofErr w:type="spellEnd"/>
+      <w:r>
+        <w:t xml:space="preserve"> &lt; 2000: </w:t>
+      </w:r>
+      <w:proofErr w:type="spellStart"/>
+      <w:r>
+        <w:t>income_level</w:t>
+      </w:r>
+      <w:proofErr w:type="spellEnd"/>
+      <w:r>
+        <w:t xml:space="preserve"> = 0 # Low</w:t>
+      </w:r>
+    </w:p>
+    <w:p>
+      <w:proofErr w:type="spellStart"/>
+      <w:r>
+        <w:t>elif</w:t>
+      </w:r>
+      <w:proofErr w:type="spellEnd"/>
+      <w:r>
+        <w:t xml:space="preserve"> </w:t>
+      </w:r>
+      <w:proofErr w:type="spellStart"/>
+      <w:r>
+        <w:t>total_income</w:t>
+      </w:r>
+      <w:proofErr w:type="spellEnd"/>
+      <w:r>
+        <w:t xml:space="preserve"> &lt; 5000: </w:t>
+      </w:r>
+      <w:proofErr w:type="spellStart"/>
+      <w:r>
+        <w:t>income_level</w:t>
+      </w:r>
+      <w:proofErr w:type="spellEnd"/>
+      <w:r>
+        <w:t xml:space="preserve"> = 1 # Medium</w:t>
+      </w:r>
+    </w:p>
+    <w:p>
+      <w:r>
+        <w:t xml:space="preserve">else: </w:t>
+      </w:r>
+      <w:proofErr w:type="spellStart"/>
+      <w:r>
+        <w:t>income_level</w:t>
+      </w:r>
+      <w:proofErr w:type="spellEnd"/>
+      <w:r>
+        <w:t xml:space="preserve"> = 2 # High</w:t>
       </w:r>
     </w:p>
     <w:p>
@@ -245,7 +298,15 @@
         <w:t>Spending Rate:</w:t>
       </w:r>
       <w:r>
-        <w:t xml:space="preserve"> This is more clever. It's not about the total amount spent, but the </w:t>
+        <w:t xml:space="preserve"> This is </w:t>
+      </w:r>
+      <w:proofErr w:type="gramStart"/>
+      <w:r>
+        <w:t>more clever</w:t>
+      </w:r>
+      <w:proofErr w:type="gramEnd"/>
+      <w:r>
+        <w:t xml:space="preserve">. It's not about the total amount spent, but the </w:t>
       </w:r>
       <w:r>
         <w:rPr>
@@ -269,50 +330,106 @@
       </w:r>
     </w:p>
     <w:p>
-      <w:r>
-        <w:t>spending_ratio = total_expense / total_income</w:t>
-      </w:r>
-    </w:p>
-    <w:p>
-      <w:r>
-        <w:t>if spending_ratio &lt; 0.5: spending_level = 0 # Low (spending less than 50% of income)</w:t>
-      </w:r>
-    </w:p>
-    <w:p>
-      <w:r>
-        <w:t>elif spending_ratio &lt; 0.8: spending_level = 1 # Medium (spending 50-80%)</w:t>
-      </w:r>
-    </w:p>
-    <w:p>
-      <w:r>
-        <w:t>else: spending_level = 2 # High (spending more than 80%)</w:t>
+      <w:proofErr w:type="spellStart"/>
+      <w:r>
+        <w:t>spending_ratio</w:t>
+      </w:r>
+      <w:proofErr w:type="spellEnd"/>
+      <w:r>
+        <w:t xml:space="preserve"> = </w:t>
+      </w:r>
+      <w:proofErr w:type="spellStart"/>
+      <w:r>
+        <w:t>total_expense</w:t>
+      </w:r>
+      <w:proofErr w:type="spellEnd"/>
+      <w:r>
+        <w:t xml:space="preserve"> / </w:t>
+      </w:r>
+      <w:proofErr w:type="spellStart"/>
+      <w:r>
+        <w:t>total_income</w:t>
+      </w:r>
+      <w:proofErr w:type="spellEnd"/>
+    </w:p>
+    <w:p>
+      <w:r>
+        <w:t xml:space="preserve">if </w:t>
+      </w:r>
+      <w:proofErr w:type="spellStart"/>
+      <w:r>
+        <w:t>spending_ratio</w:t>
+      </w:r>
+      <w:proofErr w:type="spellEnd"/>
+      <w:r>
+        <w:t xml:space="preserve"> &lt; 0.5: </w:t>
+      </w:r>
+      <w:proofErr w:type="spellStart"/>
+      <w:r>
+        <w:t>spending_level</w:t>
+      </w:r>
+      <w:proofErr w:type="spellEnd"/>
+      <w:r>
+        <w:t xml:space="preserve"> = 0 # Low (spending less than 50% of income)</w:t>
+      </w:r>
+    </w:p>
+    <w:p>
+      <w:proofErr w:type="spellStart"/>
+      <w:r>
+        <w:t>elif</w:t>
+      </w:r>
+      <w:proofErr w:type="spellEnd"/>
+      <w:r>
+        <w:t xml:space="preserve"> </w:t>
+      </w:r>
+      <w:proofErr w:type="spellStart"/>
+      <w:r>
+        <w:t>spending_ratio</w:t>
+      </w:r>
+      <w:proofErr w:type="spellEnd"/>
+      <w:r>
+        <w:t xml:space="preserve"> &lt; 0.8: </w:t>
+      </w:r>
+      <w:proofErr w:type="spellStart"/>
+      <w:r>
+        <w:t>spending_level</w:t>
+      </w:r>
+      <w:proofErr w:type="spellEnd"/>
+      <w:r>
+        <w:t xml:space="preserve"> = 1 # Medium (spending 50-80%)</w:t>
+      </w:r>
+    </w:p>
+    <w:p>
+      <w:r>
+        <w:t xml:space="preserve">else: </w:t>
+      </w:r>
+      <w:proofErr w:type="spellStart"/>
+      <w:r>
+        <w:t>spending_level</w:t>
+      </w:r>
+      <w:proofErr w:type="spellEnd"/>
+      <w:r>
+        <w:t xml:space="preserve"> = 2 # High (spending more than 80%)</w:t>
+      </w:r>
+    </w:p>
+    <w:p>
+      <w:pPr>
+        <w:rPr>
+          <w:b/>
+          <w:bCs/>
+        </w:rPr>
+      </w:pPr>
+      <w:r>
+        <w:rPr>
+          <w:b/>
+          <w:bCs/>
+        </w:rPr>
+        <w:t>3. The Brain: The Conditional Probability Table (CPT)</w:t>
       </w:r>
     </w:p>
     <w:p>
       <w:r>
         <w:lastRenderedPageBreak/>
-        <w:pict w14:anchorId="31F486FB">
-          <v:rect id="_x0000_i1051" style="width:0;height:1.5pt" o:hralign="center" o:hrstd="t" o:hrnoshade="t" o:hr="t" fillcolor="#1b1c1d" stroked="f"/>
-        </w:pict>
-      </w:r>
-    </w:p>
-    <w:p>
-      <w:pPr>
-        <w:rPr>
-          <w:b/>
-          <w:bCs/>
-        </w:rPr>
-      </w:pPr>
-      <w:r>
-        <w:rPr>
-          <w:b/>
-          <w:bCs/>
-        </w:rPr>
-        <w:t>3. The Brain: The Conditional Probability Table (CPT)</w:t>
-      </w:r>
-    </w:p>
-    <w:p>
-      <w:r>
         <w:t xml:space="preserve">This is the core of the model, located in your </w:t>
       </w:r>
       <w:r>
@@ -369,14 +486,15 @@
     </w:p>
     <w:p>
       <w:r>
-        <w:t>This is represented in the code by the cpd_risk variable, which you defined with pre-set, common-sense financial rules.</w:t>
-      </w:r>
-    </w:p>
-    <w:p>
-      <w:r>
-        <w:pict w14:anchorId="0CEB203B">
-          <v:rect id="_x0000_i1052" style="width:0;height:1.5pt" o:hralign="center" o:hrstd="t" o:hrnoshade="t" o:hr="t" fillcolor="#1b1c1d" stroked="f"/>
-        </w:pict>
+        <w:t xml:space="preserve">This is represented in the code by the </w:t>
+      </w:r>
+      <w:proofErr w:type="spellStart"/>
+      <w:r>
+        <w:t>cpd_risk</w:t>
+      </w:r>
+      <w:proofErr w:type="spellEnd"/>
+      <w:r>
+        <w:t xml:space="preserve"> variable, which you defined with pre-set, common-sense financial rules</w:t>
       </w:r>
     </w:p>
     <w:p>
@@ -414,7 +532,23 @@
         <w:t>Calculate &amp; Categorize:</w:t>
       </w:r>
       <w:r>
-        <w:t xml:space="preserve"> The backend calculates your current income_level (e.g., Medium) and spending_level (e.g., High).</w:t>
+        <w:t xml:space="preserve"> The backend calculates your current </w:t>
+      </w:r>
+      <w:proofErr w:type="spellStart"/>
+      <w:r>
+        <w:t>income_level</w:t>
+      </w:r>
+      <w:proofErr w:type="spellEnd"/>
+      <w:r>
+        <w:t xml:space="preserve"> (e.g., Medium) and </w:t>
+      </w:r>
+      <w:proofErr w:type="spellStart"/>
+      <w:r>
+        <w:t>spending_level</w:t>
+      </w:r>
+      <w:proofErr w:type="spellEnd"/>
+      <w:r>
+        <w:t xml:space="preserve"> (e.g., High).</w:t>
       </w:r>
     </w:p>
     <w:p>
@@ -432,7 +566,15 @@
         <w:t>Consult the PGM:</w:t>
       </w:r>
       <w:r>
-        <w:t xml:space="preserve"> It feeds these two pieces of evidence—Income=Medium, Spending=High—into the pgmpy inference engine.</w:t>
+        <w:t xml:space="preserve"> It feeds these two pieces of evidence—Income=Medium, Spending=High—into the </w:t>
+      </w:r>
+      <w:proofErr w:type="spellStart"/>
+      <w:r>
+        <w:t>pgmpy</w:t>
+      </w:r>
+      <w:proofErr w:type="spellEnd"/>
+      <w:r>
+        <w:t xml:space="preserve"> inference engine.</w:t>
       </w:r>
     </w:p>
     <w:p>
@@ -460,8 +602,13 @@
           <w:numId w:val="4"/>
         </w:numPr>
       </w:pPr>
-      <w:r>
-        <w:t>P(Risk = Low) = 15%</w:t>
+      <w:proofErr w:type="gramStart"/>
+      <w:r>
+        <w:t>P(</w:t>
+      </w:r>
+      <w:proofErr w:type="gramEnd"/>
+      <w:r>
+        <w:t>Risk = Low) = 15%</w:t>
       </w:r>
     </w:p>
     <w:p>
@@ -471,8 +618,13 @@
           <w:numId w:val="4"/>
         </w:numPr>
       </w:pPr>
-      <w:r>
-        <w:t>P(Risk = Medium) = 35%</w:t>
+      <w:proofErr w:type="gramStart"/>
+      <w:r>
+        <w:t>P(</w:t>
+      </w:r>
+      <w:proofErr w:type="gramEnd"/>
+      <w:r>
+        <w:t>Risk = Medium) = 35%</w:t>
       </w:r>
     </w:p>
     <w:p>
@@ -482,8 +634,13 @@
           <w:numId w:val="4"/>
         </w:numPr>
       </w:pPr>
-      <w:r>
-        <w:t>P(Risk = High) = 50%</w:t>
+      <w:proofErr w:type="gramStart"/>
+      <w:r>
+        <w:t>P(</w:t>
+      </w:r>
+      <w:proofErr w:type="gramEnd"/>
+      <w:r>
+        <w:t>Risk = High) = 50%</w:t>
       </w:r>
     </w:p>
     <w:p>
@@ -1500,6 +1657,7 @@
   <w:style w:type="character" w:default="1" w:styleId="DefaultParagraphFont">
     <w:name w:val="Default Paragraph Font"/>
     <w:uiPriority w:val="1"/>
+    <w:semiHidden/>
     <w:unhideWhenUsed/>
   </w:style>
   <w:style w:type="table" w:default="1" w:styleId="TableNormal">
